--- a/0C１_六大水體 seasonal 評估.docx
+++ b/0C１_六大水體 seasonal 評估.docx
@@ -8337,7 +8337,7 @@
     </w:p>
     <w:p>
       <w:r>
-        <w:t>以下為本卷量化研究結論，共 12 條，其中 [0C-09]、[0C-10] 為 Zone-B 專屬發現。</w:t>
+        <w:t>以下為本卷量化研究結論，共 12 條，其中 V0C-09、V0C-10 為 Zone-B 專屬發現。</w:t>
       </w:r>
     </w:p>
     <w:p>
@@ -8345,25 +8345,20 @@
         <w:rPr>
           <w:b/>
         </w:rPr>
-        <w:t xml:space="preserve">[0C-01] </w:t>
-      </w:r>
-      <w:r>
-        <w:t>溶氧飽和值隨水溫標準曲線（基礎熱力學基準）</w:t>
+        <w:t>V0C-01 溶氧飽和值隨水溫標準曲線（基礎熱力學基準）</w:t>
         <w:br/>
         <w:t>10°C = 11.33 mg/L；15°C = 10.08 mg/L；20°C = 9.09 mg/L；25°C = 8.26 mg/L；30°C = 7.56 mg/L；32°C = 7.30 mg/L（標準大氣壓 101.3 kPa，依 Benson &amp; Krause 方程推算）。水溫每升高 10°C，DO 飽和值下降約 1.5–2.0 mg/L，構成高溫水體夏季底層缺氧之熱力學基礎。</w:t>
         <w:br/>
         <w:t>信心等級：高。</w:t>
       </w:r>
+      <w:r/>
     </w:p>
     <w:p>
       <w:r>
         <w:rPr>
           <w:b/>
         </w:rPr>
-        <w:t xml:space="preserve">[0C-02] </w:t>
-      </w:r>
-      <w:r>
-        <w:t>北部酸性絮凝 vs 南部中性條件下 Stokes 有效沉降速率</w:t>
+        <w:t>V0C-02 北部酸性絮凝 vs 南部中性條件下 Stokes 有效沉降速率</w:t>
         <w:br/>
         <w:t>Stokes 基礎沉降速率（20°C 靜水，ρ_particle = 2,600 kg/m³，η = 1.002×10⁻³ Pa·s）：2μm 粒子 ≈ 1.25 cm/hr；5μm 粒子 ≈ 7.83 cm/hr（與粒徑平方成正比）。北部酸性條件（pH 4.5–5.5，Zeta 電位 -15~-40 mV）：H⁺ 壓縮雙電層 + 極育土 EPS 高分子架橋，形成宏觀絮凝體；有效沉降速率約為 Stokes 基值的 3–8 倍（2μm：3.8–10 cm/hr；5μm：25–65 cm/hr）。南部中性條件（pH 6.5–7.5，Zeta 電位 -42~-52 mV）：高靜電斥力維持微粒高分散；沉降速率近乎 Stokes 基值（2μm：1.0–1.5 cm/hr；5μm：6–9 cm/hr）。南北有效沉降速率差異約 3–8×，導致北部暴雨後濁度恢復速度遠快於南部。</w:t>
         <w:br/>
@@ -8371,156 +8366,137 @@
         <w:br/>
         <w:t>理論基礎：基於 Stokes' Law v = d²(ρ_p - ρ_f)g / (18η) 及酸性絮凝動力學估算。</w:t>
       </w:r>
+      <w:r/>
     </w:p>
     <w:p>
       <w:r>
         <w:rPr>
           <w:b/>
         </w:rPr>
-        <w:t xml:space="preserve">[0C-03] </w:t>
-      </w:r>
-      <w:r>
-        <w:t>南部野生埤塘及水庫春末藍綠菌藻華能見度衝擊</w:t>
+        <w:t>V0C-03 南部野生埤塘及水庫春末藍綠菌藻華能見度衝擊</w:t>
         <w:br/>
         <w:t>水體 4（南部野生埤塘）：Secchi 深度暴跌至 5–15 cm（逾 90% 能見度損失）；水體 5（南部深水水庫）：Secchi 深度 8–38 cm。兩者持續 60–90 天，直至梅雨或颱風帶來 33% 以上機械水文替換方能解除。觸發機制：旱季蒸發濃縮（1.88×）後內源磷釋放脈衝 → 微囊藻爆發性增殖。</w:t>
         <w:br/>
         <w:t>信心等級：高（基於同緯度亞熱帶富營養化水體實測文獻）。</w:t>
       </w:r>
+      <w:r/>
     </w:p>
     <w:p>
       <w:r>
         <w:rPr>
           <w:b/>
         </w:rPr>
-        <w:t xml:space="preserve">[0C-04] </w:t>
-      </w:r>
-      <w:r>
-        <w:t>南部野生埤塘旱季底泥 Fe³⁺ 化學閘門蓄積量</w:t>
+        <w:t>V0C-04 南部野生埤塘旱季底泥 Fe³⁺ 化學閘門蓄積量</w:t>
         <w:br/>
         <w:t>旱季日均鐵氧化速率：3.4–4.7 mmol/(m²·day)；90 天嚴峻旱季，底泥裸露帶表層 Fe³⁺ 淨累積量：300–423 mmol/m²（有機負載極高之極端底泥可逼近 485 mmol/m²）。此高活性 Fe³⁺ 庫在汛期回淹後發生還原崩潰，以「內部磷負荷尖峰」形式爆炸性釋放磷酸鹽，是驅動春末夏初藍綠菌藻華的核心化學觸發機制。</w:t>
         <w:br/>
         <w:t>信心等級：中（基於亞熱帶乾濕交替溼地地球化學動力學數據外推台灣條件）。</w:t>
       </w:r>
+      <w:r/>
     </w:p>
     <w:p>
       <w:r>
         <w:rPr>
           <w:b/>
         </w:rPr>
-        <w:t xml:space="preserve">[0C-05] </w:t>
-      </w:r>
-      <w:r>
-        <w:t>管理池曝氣機停機後熱力分層重建時間南北對比</w:t>
+        <w:t>V0C-05 管理池曝氣機停機後熱力分層重建時間南北對比</w:t>
         <w:br/>
         <w:t>水體 6（南部管理池，Cv = 1.06–3.00 J/(cm³·K)，砂質底床）：停機後 4–8 小時完成分層；表層水溫峰值 33–35°C。水體 3（北部 Zone-B 管理池，Cv = 1.55–3.50 J/(cm³·K)，高保水黏土底床）：6–12 小時熱緩衝窗口；表層水溫壓制在 30–32°C。底質高 Cv 提供更長的操作安全窗口（約 2–3 倍），是南北管理池分層風險差異的物理根源。</w:t>
         <w:br/>
         <w:t>信心等級：中（基於淺水池塘熱力學分層模型）。</w:t>
       </w:r>
+      <w:r/>
     </w:p>
     <w:p>
       <w:r>
         <w:rPr>
           <w:b/>
         </w:rPr>
-        <w:t xml:space="preserve">[0C-06] </w:t>
-      </w:r>
-      <w:r>
-        <w:t>Fe²⁺ 大量釋放之三重嚴格觸發條件</w:t>
+        <w:t>V0C-06 Fe²⁺ 大量釋放之三重嚴格觸發條件</w:t>
         <w:br/>
         <w:t>三個條件必須同時滿足：(1) 底部覆水層 DO &lt; 2.0 mg/L；(2) 近底層水溫 &gt; 20°C；(3) 沉積物 TOC &gt; 2% 且 Eh 跌入 0 至 -100 mV 窗口。三重條件均達成後，鐵還原反應速率以 Q₁₀ ≈ 2.08 的指數效應劇烈增長，釋放速率約 10–50 mmol/(kg·day)，可溶性 Fe²⁺ 大量進入孔隙水並向上擴散至水柱。</w:t>
         <w:br/>
         <w:t>信心等級：高（基於鐵還原菌動力學及熱力學文獻）。</w:t>
       </w:r>
+      <w:r/>
     </w:p>
     <w:p>
       <w:r>
         <w:rPr>
           <w:b/>
         </w:rPr>
-        <w:t xml:space="preserve">[0C-07] </w:t>
-      </w:r>
-      <w:r>
-        <w:t>野生埤塘夜間 DO 最低值南北量化對比</w:t>
+        <w:t>V0C-07 野生埤塘夜間 DO 最低值南北量化對比</w:t>
         <w:br/>
         <w:t>水體 4（南部野生埤塘）夏季清晨 04:00–06:00 DO 最低值 = 1.5–2.5 mg/L（GPP = 2.10 g O₂/(m²·day)，R = 1.74 g O₂/(m²·day)；Q₁₀ 效應下高溫夜間耗氧呈非線性增長）；水體 1（北部野生埤塘）DO 最低值 = 3.0–4.5 mg/L。南部夜間 DO &lt; 2.0 mg/L 達致命性低氧等級（黑鱸正常生理下限 4–5 mg/L）；北部僅輕度緊迫（DO 仍在 3 mg/L 以上）。</w:t>
         <w:br/>
         <w:t>信心等級：高（基於亞熱帶淺水湖泊初級生產力高頻監測文獻）。</w:t>
       </w:r>
+      <w:r/>
     </w:p>
     <w:p>
       <w:r>
         <w:rPr>
           <w:b/>
         </w:rPr>
-        <w:t xml:space="preserve">[0C-08] </w:t>
-      </w:r>
-      <w:r>
-        <w:t>南部旱季蒸發濃縮倍率</w:t>
+        <w:t>V0C-08 南部旱季蒸發濃縮倍率</w:t>
         <w:br/>
         <w:t>水體 4（南部野生埤塘）旱季末水深由豐水期 1.5 m 降至 0.8 m；溶質濃縮倍率 = 1.5/0.8 = 1.88×（TP、TN、電導率、鹽度等溶質同步濃縮）。旱季月均蒸發量 100–130 mm（Zone-C）；Zone-B 管理池因人工補水，不發生類似自然蒸發濃縮。</w:t>
         <w:br/>
         <w:t>信心等級：中（基於水量平衡計算；實際蒸散率因遮蔭與植被而有所修正）。</w:t>
       </w:r>
+      <w:r/>
     </w:p>
     <w:p>
       <w:r>
         <w:rPr>
           <w:b/>
         </w:rPr>
-        <w:t xml:space="preserve">[0C-09] ★ Zone-B 專屬 </w:t>
-      </w:r>
-      <w:r>
-        <w:t>春季熱力超前效應（相對 Zone-A）</w:t>
+        <w:t>V0C-09 ★ Zone-B 專屬 春季熱力超前效應（相對 Zone-A）</w:t>
         <w:br/>
         <w:t>Zone-B（桃竹苗，林口台地及新竹丘陵雨遮帶）水溫回升遲滯幅度僅 -1.0 至 -1.6°C/週（vs Zone-A -2.0 至 -2.8°C/週）。水體 3 達到 22°C 生態關鍵閾值之時間較水體 1 提前 12–18 天；底泥厭氧代謝啟動與 Fe²⁺ 釋放觸發相應提前至五月中下旬（水體 1 則在六月上中旬）。此超前效應直接影響北部繁衍季初期底質化學毒性暴露之時窗。</w:t>
         <w:br/>
         <w:t>信心等級：高（直接引用 0A1 Zone-B 量化氣候分區數據）。</w:t>
       </w:r>
+      <w:r/>
     </w:p>
     <w:p>
       <w:r>
         <w:rPr>
           <w:b/>
         </w:rPr>
-        <w:t xml:space="preserve">[0C-10] ★ Zone-B 專屬 </w:t>
-      </w:r>
-      <w:r>
-        <w:t>冷氣團常態風攪混與冬季熱衝擊</w:t>
+        <w:t>V0C-10 ★ Zone-B 專屬 冷氣團常態風攪混與冬季熱衝擊</w:t>
         <w:br/>
         <w:t>Zone-B 常態東北季風風速 6–10 m/s（水體 3 水深 &lt; 2 m，Ekman 混合深度穿透全水柱）；冷氣團過境 24 小時內水溫驟降 3–5°C。相比 Zone-A（3–6 m/s；冷前降溫 -6~-9°C）及 Zone-C（背風 &lt; 3 m/s；降溫 -3~-5°C），Zone-B 冬季熱衝擊頻率最高且風混合最強，利於打破底層熱積存，但亦造成淺水管理池水溫急劇波動（覓食行為劇烈擾動期）。</w:t>
         <w:br/>
         <w:t>信心等級：高（直接引用 0A1 Zone-B 量化氣候分區數據）。</w:t>
       </w:r>
+      <w:r/>
     </w:p>
     <w:p>
       <w:r>
         <w:rPr>
           <w:b/>
         </w:rPr>
-        <w:t xml:space="preserve">[0C-11] </w:t>
-      </w:r>
-      <w:r>
-        <w:t>北部底泥 Eh 低於 0 mV 之季節性出現時機</w:t>
+        <w:t>V0C-11 北部底泥 Eh 低於 0 mV 之季節性出現時機</w:t>
         <w:br/>
         <w:t>水體 3（Zone-B 桃園管理池）：底層 Eh 跌破 0 mV → 五月中下旬。水體 1（Zone-A 北部野生埤塘）：六月上旬至中旬。南部水體 4（Zone-C）：四月。Eh 崩潰時機與各分區春季水溫突破 22°C（厭氧代謝加速閾值）和 25°C（底層 DO 完全耗盡閾值）高度相關；南北時差約 6–8 週（Zone-C vs Zone-B），Zone-B vs Zone-A 時差約 12–18 天。</w:t>
         <w:br/>
         <w:t>信心等級：高（基於水溫回升遲滯機制與鐵還原菌溫度依賴性推算）。</w:t>
       </w:r>
+      <w:r/>
     </w:p>
     <w:p>
       <w:r>
         <w:rPr>
           <w:b/>
         </w:rPr>
-        <w:t xml:space="preserve">[0C-12] </w:t>
-      </w:r>
-      <w:r>
-        <w:t>底質體積熱容（Cv）南北量化對比</w:t>
+        <w:t>V0C-12 底質體積熱容（Cv）南北量化對比</w:t>
         <w:br/>
         <w:t>水體 3（北部 Zone-B 管理池，高保水黏土底床）：Cv = 1.55–3.50 J/(cm³·K)；體積密度 1,200–1,400 kg/m³。水體 6（南部管理池，砂質壤土底床）：Cv = 1.06–3.00 J/(cm³·K)。北部高 Cv 是停機後分層延遲（6–12 hr vs 4–8 hr）及冬季水溫緩衝的主要物理原因；相同輻射輸入下，高 Cv 底床每單位體積吸收更多熱能，水溫升幅較小，熱力穩定性較高。</w:t>
         <w:br/>
         <w:t>信心等級：高（基於 0B 底質地球化學參數，結合多相熱容加法則）。</w:t>
       </w:r>
+      <w:r/>
     </w:p>
     <w:p>
       <w:pPr>
